--- a/论文/2026届答辩相关附件/附件25：毕业设计（论文）答辩评语表.docx
+++ b/论文/2026届答辩相关附件/附件25：毕业设计（论文）答辩评语表.docx
@@ -1,6 +1,6 @@
 
 <file path=word/document.xml><?xml version="1.0" encoding="utf-8"?>
-<w:document xmlns:wpc="http://schemas.microsoft.com/office/word/2010/wordprocessingCanvas" xmlns:mc="http://schemas.openxmlformats.org/markup-compatibility/2006" xmlns:o="urn:schemas-microsoft-com:office:office" xmlns:r="http://schemas.openxmlformats.org/officeDocument/2006/relationships" xmlns:m="http://schemas.openxmlformats.org/officeDocument/2006/math" xmlns:v="urn:schemas-microsoft-com:vml" xmlns:wp14="http://schemas.microsoft.com/office/word/2010/wordprocessingDrawing" xmlns:wp="http://schemas.openxmlformats.org/drawingml/2006/wordprocessingDrawing" xmlns:w10="urn:schemas-microsoft-com:office:word" xmlns:w="http://schemas.openxmlformats.org/wordprocessingml/2006/main" xmlns:w14="http://schemas.microsoft.com/office/word/2010/wordml" xmlns:w15="http://schemas.microsoft.com/office/word/2012/wordml" xmlns:wpg="http://schemas.microsoft.com/office/word/2010/wordprocessingGroup" xmlns:wpi="http://schemas.microsoft.com/office/word/2010/wordprocessingInk" xmlns:wne="http://schemas.microsoft.com/office/word/2006/wordml" xmlns:wps="http://schemas.microsoft.com/office/word/2010/wordprocessingShape" mc:Ignorable="w14 w15 wp14">
+<w:document xmlns:wpc="http://schemas.microsoft.com/office/word/2010/wordprocessingCanvas" xmlns:cx="http://schemas.microsoft.com/office/drawing/2014/chartex" xmlns:cx1="http://schemas.microsoft.com/office/drawing/2015/9/8/chartex" xmlns:cx2="http://schemas.microsoft.com/office/drawing/2015/10/21/chartex" xmlns:cx3="http://schemas.microsoft.com/office/drawing/2016/5/9/chartex" xmlns:cx4="http://schemas.microsoft.com/office/drawing/2016/5/10/chartex" xmlns:cx5="http://schemas.microsoft.com/office/drawing/2016/5/11/chartex" xmlns:cx6="http://schemas.microsoft.com/office/drawing/2016/5/12/chartex" xmlns:cx7="http://schemas.microsoft.com/office/drawing/2016/5/13/chartex" xmlns:cx8="http://schemas.microsoft.com/office/drawing/2016/5/14/chartex" xmlns:mc="http://schemas.openxmlformats.org/markup-compatibility/2006" xmlns:aink="http://schemas.microsoft.com/office/drawing/2016/ink" xmlns:am3d="http://schemas.microsoft.com/office/drawing/2017/model3d" xmlns:o="urn:schemas-microsoft-com:office:office" xmlns:oel="http://schemas.microsoft.com/office/2019/extlst" xmlns:r="http://schemas.openxmlformats.org/officeDocument/2006/relationships" xmlns:m="http://schemas.openxmlformats.org/officeDocument/2006/math" xmlns:v="urn:schemas-microsoft-com:vml" xmlns:wp14="http://schemas.microsoft.com/office/word/2010/wordprocessingDrawing" xmlns:wp="http://schemas.openxmlformats.org/drawingml/2006/wordprocessingDrawing" xmlns:w10="urn:schemas-microsoft-com:office:word" xmlns:w="http://schemas.openxmlformats.org/wordprocessingml/2006/main" xmlns:w14="http://schemas.microsoft.com/office/word/2010/wordml" xmlns:w15="http://schemas.microsoft.com/office/word/2012/wordml" xmlns:w16cex="http://schemas.microsoft.com/office/word/2018/wordml/cex" xmlns:w16cid="http://schemas.microsoft.com/office/word/2016/wordml/cid" xmlns:w16="http://schemas.microsoft.com/office/word/2018/wordml" xmlns:w16du="http://schemas.microsoft.com/office/word/2023/wordml/word16du" xmlns:w16sdtdh="http://schemas.microsoft.com/office/word/2020/wordml/sdtdatahash" xmlns:w16sdtfl="http://schemas.microsoft.com/office/word/2024/wordml/sdtformatlock" xmlns:w16se="http://schemas.microsoft.com/office/word/2015/wordml/symex" xmlns:wpg="http://schemas.microsoft.com/office/word/2010/wordprocessingGroup" xmlns:wpi="http://schemas.microsoft.com/office/word/2010/wordprocessingInk" xmlns:wne="http://schemas.microsoft.com/office/word/2006/wordml" xmlns:wps="http://schemas.microsoft.com/office/word/2010/wordprocessingShape" mc:Ignorable="w14 w15 w16se w16cid w16 w16cex w16sdtdh w16sdtfl w16du wp14">
   <w:body>
     <w:p>
       <w:pPr>
@@ -8,8 +8,6 @@
         <w:spacing w:after="0"/>
         <w:jc w:val="center"/>
       </w:pPr>
-      <w:bookmarkStart w:id="0" w:name="_GoBack"/>
-      <w:bookmarkEnd w:id="0"/>
       <w:r>
         <w:rPr>
           <w:rFonts w:hint="eastAsia"/>
@@ -188,10 +186,14 @@
           </w:tcPr>
           <w:p>
             <w:pPr>
-              <w:rPr>
-                <w:sz w:val="24"/>
-              </w:rPr>
-            </w:pPr>
+              <w:pStyle w:val="af1"/>
+              <w:rPr>
+                <w:rFonts w:hint="eastAsia"/>
+              </w:rPr>
+            </w:pPr>
+            <w:r>
+              <w:t xml:space="preserve">薛静锋 </w:t>
+            </w:r>
           </w:p>
         </w:tc>
         <w:tc>
@@ -204,10 +206,14 @@
           </w:tcPr>
           <w:p>
             <w:pPr>
-              <w:rPr>
-                <w:sz w:val="24"/>
-              </w:rPr>
-            </w:pPr>
+              <w:pStyle w:val="af1"/>
+              <w:rPr>
+                <w:rFonts w:hint="eastAsia"/>
+              </w:rPr>
+            </w:pPr>
+            <w:r>
+              <w:t>教授</w:t>
+            </w:r>
           </w:p>
         </w:tc>
         <w:tc>
@@ -394,6 +400,13 @@
                 <w:sz w:val="24"/>
               </w:rPr>
             </w:pPr>
+            <w:r>
+              <w:rPr>
+                <w:rFonts w:hint="eastAsia"/>
+                <w:sz w:val="24"/>
+              </w:rPr>
+              <w:t>王勇</w:t>
+            </w:r>
           </w:p>
         </w:tc>
         <w:tc>
@@ -410,6 +423,13 @@
                 <w:sz w:val="24"/>
               </w:rPr>
             </w:pPr>
+            <w:r>
+              <w:rPr>
+                <w:rFonts w:hint="eastAsia"/>
+                <w:sz w:val="24"/>
+              </w:rPr>
+              <w:t>副教授</w:t>
+            </w:r>
           </w:p>
         </w:tc>
         <w:tc>
@@ -443,10 +463,14 @@
           </w:tcPr>
           <w:p>
             <w:pPr>
-              <w:rPr>
-                <w:sz w:val="24"/>
-              </w:rPr>
-            </w:pPr>
+              <w:pStyle w:val="af1"/>
+              <w:rPr>
+                <w:rFonts w:hint="eastAsia"/>
+              </w:rPr>
+            </w:pPr>
+            <w:r>
+              <w:t xml:space="preserve">张继 </w:t>
+            </w:r>
           </w:p>
         </w:tc>
         <w:tc>
@@ -463,6 +487,13 @@
                 <w:sz w:val="24"/>
               </w:rPr>
             </w:pPr>
+            <w:r>
+              <w:rPr>
+                <w:rFonts w:hint="eastAsia"/>
+                <w:sz w:val="24"/>
+              </w:rPr>
+              <w:t>讲师</w:t>
+            </w:r>
           </w:p>
         </w:tc>
         <w:tc>
@@ -496,10 +527,14 @@
           </w:tcPr>
           <w:p>
             <w:pPr>
-              <w:rPr>
-                <w:sz w:val="24"/>
-              </w:rPr>
-            </w:pPr>
+              <w:pStyle w:val="af1"/>
+              <w:rPr>
+                <w:rFonts w:hint="eastAsia"/>
+              </w:rPr>
+            </w:pPr>
+            <w:r>
+              <w:t xml:space="preserve">刘振岩 </w:t>
+            </w:r>
           </w:p>
         </w:tc>
         <w:tc>
@@ -516,6 +551,13 @@
                 <w:sz w:val="24"/>
               </w:rPr>
             </w:pPr>
+            <w:r>
+              <w:rPr>
+                <w:rFonts w:hint="eastAsia"/>
+                <w:sz w:val="24"/>
+              </w:rPr>
+              <w:t>讲师</w:t>
+            </w:r>
           </w:p>
         </w:tc>
         <w:tc>
@@ -549,10 +591,14 @@
           </w:tcPr>
           <w:p>
             <w:pPr>
-              <w:rPr>
-                <w:sz w:val="24"/>
-              </w:rPr>
-            </w:pPr>
+              <w:pStyle w:val="af1"/>
+              <w:rPr>
+                <w:rFonts w:hint="eastAsia"/>
+              </w:rPr>
+            </w:pPr>
+            <w:r>
+              <w:t xml:space="preserve">韩伟杰 </w:t>
+            </w:r>
           </w:p>
         </w:tc>
         <w:tc>
@@ -569,6 +615,13 @@
                 <w:sz w:val="24"/>
               </w:rPr>
             </w:pPr>
+            <w:r>
+              <w:rPr>
+                <w:rFonts w:hint="eastAsia"/>
+                <w:sz w:val="24"/>
+              </w:rPr>
+              <w:t>高工</w:t>
+            </w:r>
           </w:p>
         </w:tc>
         <w:tc>
@@ -1029,7 +1082,7 @@
           </w:tcPr>
           <w:p>
             <w:pPr>
-              <w:pStyle w:val="10"/>
+              <w:pStyle w:val="TOC1"/>
             </w:pPr>
             <w:r>
               <w:rPr>
@@ -1156,6 +1209,13 @@
                 <w:rFonts w:hint="eastAsia"/>
                 <w:sz w:val="24"/>
               </w:rPr>
+              <w:t xml:space="preserve">2026 </w:t>
+            </w:r>
+            <w:r>
+              <w:rPr>
+                <w:rFonts w:hint="eastAsia"/>
+                <w:sz w:val="24"/>
+              </w:rPr>
               <w:t>年</w:t>
             </w:r>
             <w:r>
@@ -1163,7 +1223,7 @@
                 <w:rFonts w:hint="eastAsia"/>
                 <w:sz w:val="24"/>
               </w:rPr>
-              <w:t xml:space="preserve">    </w:t>
+              <w:t xml:space="preserve"> 5 </w:t>
             </w:r>
             <w:r>
               <w:rPr>
@@ -1177,7 +1237,7 @@
                 <w:rFonts w:hint="eastAsia"/>
                 <w:sz w:val="24"/>
               </w:rPr>
-              <w:t xml:space="preserve">    </w:t>
+              <w:t xml:space="preserve"> 30 </w:t>
             </w:r>
             <w:r>
               <w:rPr>
@@ -1199,7 +1259,7 @@
           </w:tcPr>
           <w:p>
             <w:pPr>
-              <w:pStyle w:val="10"/>
+              <w:pStyle w:val="TOC1"/>
             </w:pPr>
             <w:r>
               <w:rPr>
@@ -1211,7 +1271,7 @@
           <w:p/>
           <w:p>
             <w:pPr>
-              <w:pStyle w:val="10"/>
+              <w:pStyle w:val="TOC1"/>
             </w:pPr>
             <w:r>
               <w:rPr>
@@ -1300,6 +1360,13 @@
                 <w:rFonts w:hint="eastAsia"/>
                 <w:sz w:val="24"/>
               </w:rPr>
+              <w:t xml:space="preserve">2026 </w:t>
+            </w:r>
+            <w:r>
+              <w:rPr>
+                <w:rFonts w:hint="eastAsia"/>
+                <w:sz w:val="24"/>
+              </w:rPr>
               <w:t>年</w:t>
             </w:r>
             <w:r>
@@ -1307,7 +1374,7 @@
                 <w:rFonts w:hint="eastAsia"/>
                 <w:sz w:val="24"/>
               </w:rPr>
-              <w:t xml:space="preserve">    </w:t>
+              <w:t xml:space="preserve"> 5 </w:t>
             </w:r>
             <w:r>
               <w:rPr>
@@ -1321,7 +1388,7 @@
                 <w:rFonts w:hint="eastAsia"/>
                 <w:sz w:val="24"/>
               </w:rPr>
-              <w:t xml:space="preserve">    </w:t>
+              <w:t xml:space="preserve"> 30 </w:t>
             </w:r>
             <w:r>
               <w:rPr>
@@ -1343,7 +1410,7 @@
           </w:tcPr>
           <w:p>
             <w:pPr>
-              <w:pStyle w:val="10"/>
+              <w:pStyle w:val="TOC1"/>
               <w:rPr>
                 <w:b/>
               </w:rPr>
@@ -1366,7 +1433,7 @@
           </w:p>
           <w:p>
             <w:pPr>
-              <w:pStyle w:val="10"/>
+              <w:pStyle w:val="TOC1"/>
             </w:pPr>
             <w:r>
               <w:rPr>
@@ -1401,7 +1468,7 @@
           </w:p>
           <w:p>
             <w:pPr>
-              <w:pStyle w:val="10"/>
+              <w:pStyle w:val="TOC1"/>
             </w:pPr>
             <w:r>
               <w:t>开题</w:t>
@@ -1416,6 +1483,18 @@
               <w:rPr>
                 <w:rFonts w:hint="eastAsia"/>
               </w:rPr>
+              <w:t>优</w:t>
+            </w:r>
+            <w:r>
+              <w:rPr>
+                <w:rFonts w:hint="eastAsia"/>
+              </w:rPr>
+              <w:t>(A+)</w:t>
+            </w:r>
+            <w:r>
+              <w:rPr>
+                <w:rFonts w:hint="eastAsia"/>
+              </w:rPr>
               <w:t xml:space="preserve"> </w:t>
             </w:r>
             <w:r>
@@ -1457,7 +1536,7 @@
           </w:p>
           <w:p>
             <w:pPr>
-              <w:pStyle w:val="10"/>
+              <w:pStyle w:val="TOC1"/>
             </w:pPr>
             <w:r>
               <w:rPr>
@@ -1469,9 +1548,86 @@
               <w:rPr>
                 <w:rFonts w:hint="eastAsia"/>
               </w:rPr>
+              <w:t>优</w:t>
+            </w:r>
+            <w:r>
+              <w:rPr>
+                <w:rFonts w:hint="eastAsia"/>
+              </w:rPr>
+              <w:t>(A+)</w:t>
+            </w:r>
+            <w:r>
+              <w:t xml:space="preserve">           </w:t>
+            </w:r>
+            <w:r>
+              <w:rPr>
+                <w:rFonts w:hint="eastAsia"/>
+              </w:rPr>
+              <w:t>，</w:t>
+            </w:r>
+            <w:r>
+              <w:t>占比</w:t>
+            </w:r>
+            <w:r>
+              <w:rPr>
+                <w:rFonts w:hint="eastAsia"/>
+              </w:rPr>
+              <w:t>：</w:t>
+            </w:r>
+            <w:r>
+              <w:rPr>
+                <w:rFonts w:hint="eastAsia"/>
+              </w:rPr>
               <w:t xml:space="preserve"> </w:t>
             </w:r>
             <w:r>
+              <w:t xml:space="preserve"> </w:t>
+            </w:r>
+            <w:r>
+              <w:t>0</w:t>
+            </w:r>
+            <w:r>
+              <w:t xml:space="preserve">  </w:t>
+            </w:r>
+            <w:r>
+              <w:rPr>
+                <w:rFonts w:hint="eastAsia"/>
+              </w:rPr>
+              <w:t>%</w:t>
+            </w:r>
+            <w:r>
+              <w:t xml:space="preserve"> </w:t>
+            </w:r>
+          </w:p>
+          <w:p>
+            <w:pPr>
+              <w:pStyle w:val="TOC1"/>
+            </w:pPr>
+            <w:r>
+              <w:rPr>
+                <w:rFonts w:hint="eastAsia"/>
+              </w:rPr>
+              <w:t>外文翻译成绩：</w:t>
+            </w:r>
+            <w:r>
+              <w:rPr>
+                <w:rFonts w:hint="eastAsia"/>
+              </w:rPr>
+              <w:t>优</w:t>
+            </w:r>
+            <w:r>
+              <w:rPr>
+                <w:rFonts w:hint="eastAsia"/>
+              </w:rPr>
+              <w:t>(A+)</w:t>
+            </w:r>
+            <w:r>
+              <w:rPr>
+                <w:rFonts w:hint="eastAsia"/>
+              </w:rPr>
+              <w:t xml:space="preserve"> </w:t>
+            </w:r>
+            <w:r>
               <w:t xml:space="preserve">           </w:t>
             </w:r>
             <w:r>
@@ -1510,19 +1666,61 @@
               </w:rPr>
               <w:t>%</w:t>
             </w:r>
-            <w:r>
+          </w:p>
+          <w:p>
+            <w:pPr>
+              <w:pStyle w:val="TOC1"/>
+            </w:pPr>
+            <w:r>
+              <w:rPr>
+                <w:rFonts w:hint="eastAsia"/>
+              </w:rPr>
+              <w:t>指导教师</w:t>
+            </w:r>
+            <w:r>
+              <w:t>评阅</w:t>
+            </w:r>
+            <w:r>
+              <w:rPr>
+                <w:rFonts w:hint="eastAsia"/>
+              </w:rPr>
+              <w:t>成绩：</w:t>
+            </w:r>
+            <w:r>
+              <w:rPr>
+                <w:rFonts w:hint="eastAsia"/>
+              </w:rPr>
+              <w:t>优</w:t>
+            </w:r>
+            <w:r>
+              <w:rPr>
+                <w:rFonts w:hint="eastAsia"/>
+              </w:rPr>
+              <w:t>(A+)</w:t>
+            </w:r>
+            <w:r>
+              <w:rPr>
+                <w:rFonts w:hint="eastAsia"/>
+              </w:rPr>
               <w:t xml:space="preserve"> </w:t>
             </w:r>
-          </w:p>
-          <w:p>
-            <w:pPr>
-              <w:pStyle w:val="10"/>
-            </w:pPr>
-            <w:r>
-              <w:rPr>
-                <w:rFonts w:hint="eastAsia"/>
-              </w:rPr>
-              <w:t>外文翻译成绩：</w:t>
+            <w:r>
+              <w:t xml:space="preserve">           </w:t>
+            </w:r>
+            <w:r>
+              <w:rPr>
+                <w:rFonts w:hint="eastAsia"/>
+              </w:rPr>
+              <w:t>，</w:t>
+            </w:r>
+            <w:r>
+              <w:t>占比</w:t>
+            </w:r>
+            <w:r>
+              <w:rPr>
+                <w:rFonts w:hint="eastAsia"/>
+              </w:rPr>
+              <w:t>：</w:t>
             </w:r>
             <w:r>
               <w:rPr>
@@ -1531,6 +1729,47 @@
               <w:t xml:space="preserve"> </w:t>
             </w:r>
             <w:r>
+              <w:t>0</w:t>
+            </w:r>
+            <w:r>
+              <w:t xml:space="preserve">  </w:t>
+            </w:r>
+            <w:r>
+              <w:rPr>
+                <w:rFonts w:hint="eastAsia"/>
+              </w:rPr>
+              <w:t>%</w:t>
+            </w:r>
+          </w:p>
+          <w:p>
+            <w:pPr>
+              <w:pStyle w:val="TOC1"/>
+            </w:pPr>
+            <w:r>
+              <w:rPr>
+                <w:rFonts w:hint="eastAsia"/>
+              </w:rPr>
+              <w:t>匿名评阅成绩：</w:t>
+            </w:r>
+            <w:r>
+              <w:rPr>
+                <w:rFonts w:hint="eastAsia"/>
+              </w:rPr>
+              <w:t>优</w:t>
+            </w:r>
+            <w:r>
+              <w:rPr>
+                <w:rFonts w:hint="eastAsia"/>
+              </w:rPr>
+              <w:t>(A+)</w:t>
+            </w:r>
+            <w:r>
+              <w:rPr>
+                <w:rFonts w:hint="eastAsia"/>
+              </w:rPr>
+              <w:t xml:space="preserve"> </w:t>
+            </w:r>
+            <w:r>
               <w:t xml:space="preserve">           </w:t>
             </w:r>
             <w:r>
@@ -1555,9 +1794,6 @@
               <w:t xml:space="preserve"> </w:t>
             </w:r>
             <w:r>
-              <w:t xml:space="preserve"> </w:t>
-            </w:r>
-            <w:r>
               <w:t>0</w:t>
             </w:r>
             <w:r>
@@ -1572,122 +1808,7 @@
           </w:p>
           <w:p>
             <w:pPr>
-              <w:pStyle w:val="10"/>
-            </w:pPr>
-            <w:r>
-              <w:rPr>
-                <w:rFonts w:hint="eastAsia"/>
-              </w:rPr>
-              <w:t>指导教师</w:t>
-            </w:r>
-            <w:r>
-              <w:t>评阅</w:t>
-            </w:r>
-            <w:r>
-              <w:rPr>
-                <w:rFonts w:hint="eastAsia"/>
-              </w:rPr>
-              <w:t>成绩：</w:t>
-            </w:r>
-            <w:r>
-              <w:rPr>
-                <w:rFonts w:hint="eastAsia"/>
-              </w:rPr>
-              <w:t xml:space="preserve"> </w:t>
-            </w:r>
-            <w:r>
-              <w:t xml:space="preserve">           </w:t>
-            </w:r>
-            <w:r>
-              <w:rPr>
-                <w:rFonts w:hint="eastAsia"/>
-              </w:rPr>
-              <w:t>，</w:t>
-            </w:r>
-            <w:r>
-              <w:t>占比</w:t>
-            </w:r>
-            <w:r>
-              <w:rPr>
-                <w:rFonts w:hint="eastAsia"/>
-              </w:rPr>
-              <w:t>：</w:t>
-            </w:r>
-            <w:r>
-              <w:rPr>
-                <w:rFonts w:hint="eastAsia"/>
-              </w:rPr>
-              <w:t xml:space="preserve"> </w:t>
-            </w:r>
-            <w:r>
-              <w:t>0</w:t>
-            </w:r>
-            <w:r>
-              <w:t xml:space="preserve">  </w:t>
-            </w:r>
-            <w:r>
-              <w:rPr>
-                <w:rFonts w:hint="eastAsia"/>
-              </w:rPr>
-              <w:t>%</w:t>
-            </w:r>
-          </w:p>
-          <w:p>
-            <w:pPr>
-              <w:pStyle w:val="10"/>
-            </w:pPr>
-            <w:r>
-              <w:rPr>
-                <w:rFonts w:hint="eastAsia"/>
-              </w:rPr>
-              <w:t>匿名评阅成绩：</w:t>
-            </w:r>
-            <w:r>
-              <w:rPr>
-                <w:rFonts w:hint="eastAsia"/>
-              </w:rPr>
-              <w:t xml:space="preserve"> </w:t>
-            </w:r>
-            <w:r>
-              <w:t xml:space="preserve">           </w:t>
-            </w:r>
-            <w:r>
-              <w:rPr>
-                <w:rFonts w:hint="eastAsia"/>
-              </w:rPr>
-              <w:t>，</w:t>
-            </w:r>
-            <w:r>
-              <w:t>占比</w:t>
-            </w:r>
-            <w:r>
-              <w:rPr>
-                <w:rFonts w:hint="eastAsia"/>
-              </w:rPr>
-              <w:t>：</w:t>
-            </w:r>
-            <w:r>
-              <w:rPr>
-                <w:rFonts w:hint="eastAsia"/>
-              </w:rPr>
-              <w:t xml:space="preserve"> </w:t>
-            </w:r>
-            <w:r>
-              <w:t>0</w:t>
-            </w:r>
-            <w:r>
-              <w:t xml:space="preserve">  </w:t>
-            </w:r>
-            <w:r>
-              <w:rPr>
-                <w:rFonts w:hint="eastAsia"/>
-              </w:rPr>
-              <w:t>%</w:t>
-            </w:r>
-          </w:p>
-          <w:p>
-            <w:pPr>
-              <w:pStyle w:val="10"/>
+              <w:pStyle w:val="TOC1"/>
             </w:pPr>
             <w:r>
               <w:rPr>
@@ -1739,7 +1860,7 @@
           <w:p/>
           <w:p>
             <w:pPr>
-              <w:pStyle w:val="10"/>
+              <w:pStyle w:val="TOC1"/>
               <w:jc w:val="right"/>
             </w:pPr>
             <w:r>
@@ -1755,19 +1876,88 @@
               <w:t xml:space="preserve"> </w:t>
             </w:r>
             <w:r>
+              <w:t xml:space="preserve">                </w:t>
+            </w:r>
+            <w:r>
+              <w:rPr>
+                <w:rFonts w:hint="eastAsia"/>
+              </w:rPr>
+              <w:t xml:space="preserve">2026 </w:t>
+            </w:r>
+            <w:r>
+              <w:rPr>
+                <w:rFonts w:hint="eastAsia"/>
+              </w:rPr>
+              <w:t>年</w:t>
+            </w:r>
+            <w:r>
+              <w:rPr>
+                <w:rFonts w:hint="eastAsia"/>
+              </w:rPr>
+              <w:t xml:space="preserve"> 5 </w:t>
+            </w:r>
+            <w:r>
+              <w:rPr>
+                <w:rFonts w:hint="eastAsia"/>
+              </w:rPr>
+              <w:t>月</w:t>
+            </w:r>
+            <w:r>
+              <w:rPr>
+                <w:rFonts w:hint="eastAsia"/>
+              </w:rPr>
+              <w:t xml:space="preserve"> 30 </w:t>
+            </w:r>
+            <w:r>
+              <w:rPr>
+                <w:rFonts w:hint="eastAsia"/>
+              </w:rPr>
+              <w:t>日</w:t>
+            </w:r>
+          </w:p>
+          <w:p>
+            <w:pPr>
+              <w:pStyle w:val="TOC1"/>
+              <w:jc w:val="right"/>
+            </w:pPr>
+            <w:r>
+              <w:rPr>
+                <w:rFonts w:hint="eastAsia"/>
+              </w:rPr>
+              <w:t>责任教授</w:t>
+            </w:r>
+            <w:r>
+              <w:rPr>
+                <w:rFonts w:hint="eastAsia"/>
+              </w:rPr>
+              <w:t>签字：</w:t>
+            </w:r>
+            <w:r>
+              <w:rPr>
+                <w:rFonts w:hint="eastAsia"/>
+              </w:rPr>
+              <w:t xml:space="preserve"> </w:t>
+            </w:r>
+            <w:r>
               <w:t xml:space="preserve">                 </w:t>
             </w:r>
             <w:r>
               <w:rPr>
                 <w:rFonts w:hint="eastAsia"/>
               </w:rPr>
+              <w:t xml:space="preserve">2026 </w:t>
+            </w:r>
+            <w:r>
+              <w:rPr>
+                <w:rFonts w:hint="eastAsia"/>
+              </w:rPr>
               <w:t>年</w:t>
             </w:r>
             <w:r>
               <w:rPr>
                 <w:rFonts w:hint="eastAsia"/>
               </w:rPr>
-              <w:t xml:space="preserve">    </w:t>
+              <w:t xml:space="preserve"> 5 </w:t>
             </w:r>
             <w:r>
               <w:rPr>
@@ -1779,7 +1969,7 @@
               <w:rPr>
                 <w:rFonts w:hint="eastAsia"/>
               </w:rPr>
-              <w:t xml:space="preserve">    </w:t>
+              <w:t xml:space="preserve"> 30 </w:t>
             </w:r>
             <w:r>
               <w:rPr>
@@ -1790,64 +1980,7 @@
           </w:p>
           <w:p>
             <w:pPr>
-              <w:pStyle w:val="10"/>
-              <w:jc w:val="right"/>
-            </w:pPr>
-            <w:r>
-              <w:rPr>
-                <w:rFonts w:hint="eastAsia"/>
-              </w:rPr>
-              <w:t>责任教授</w:t>
-            </w:r>
-            <w:r>
-              <w:rPr>
-                <w:rFonts w:hint="eastAsia"/>
-              </w:rPr>
-              <w:t>签字：</w:t>
-            </w:r>
-            <w:r>
-              <w:rPr>
-                <w:rFonts w:hint="eastAsia"/>
-              </w:rPr>
-              <w:t xml:space="preserve"> </w:t>
-            </w:r>
-            <w:r>
-              <w:t xml:space="preserve">                 </w:t>
-            </w:r>
-            <w:r>
-              <w:rPr>
-                <w:rFonts w:hint="eastAsia"/>
-              </w:rPr>
-              <w:t>年</w:t>
-            </w:r>
-            <w:r>
-              <w:rPr>
-                <w:rFonts w:hint="eastAsia"/>
-              </w:rPr>
-              <w:t xml:space="preserve">    </w:t>
-            </w:r>
-            <w:r>
-              <w:rPr>
-                <w:rFonts w:hint="eastAsia"/>
-              </w:rPr>
-              <w:t>月</w:t>
-            </w:r>
-            <w:r>
-              <w:rPr>
-                <w:rFonts w:hint="eastAsia"/>
-              </w:rPr>
-              <w:t xml:space="preserve">    </w:t>
-            </w:r>
-            <w:r>
-              <w:rPr>
-                <w:rFonts w:hint="eastAsia"/>
-              </w:rPr>
-              <w:t>日</w:t>
-            </w:r>
-          </w:p>
-          <w:p>
-            <w:pPr>
-              <w:pStyle w:val="10"/>
+              <w:pStyle w:val="TOC1"/>
               <w:rPr>
                 <w:highlight w:val="yellow"/>
               </w:rPr>
@@ -1865,19 +1998,25 @@
           </w:tcPr>
           <w:p>
             <w:pPr>
-              <w:pStyle w:val="10"/>
-            </w:pPr>
-            <w:r>
-              <w:rPr>
-                <w:rFonts w:hint="eastAsia"/>
-              </w:rPr>
-              <w:t>毕业设计（论文）开始日期</w:t>
-            </w:r>
-            <w:r>
-              <w:rPr>
-                <w:rFonts w:hint="eastAsia"/>
-              </w:rPr>
-              <w:t xml:space="preserve">        </w:t>
+              <w:pStyle w:val="TOC1"/>
+            </w:pPr>
+            <w:r>
+              <w:rPr>
+                <w:rFonts w:hint="eastAsia"/>
+              </w:rPr>
+              <w:t>毕业设计（论文）</w:t>
+            </w:r>
+            <w:r>
+              <w:rPr>
+                <w:rFonts w:hint="eastAsia"/>
+              </w:rPr>
+              <w:t>开始日期</w:t>
+            </w:r>
+            <w:r>
+              <w:rPr>
+                <w:rFonts w:hint="eastAsia"/>
+              </w:rPr>
+              <w:t xml:space="preserve"> 2025 </w:t>
             </w:r>
             <w:r>
               <w:rPr>
@@ -1889,7 +2028,7 @@
               <w:rPr>
                 <w:rFonts w:hint="eastAsia"/>
               </w:rPr>
-              <w:t xml:space="preserve">    </w:t>
+              <w:t xml:space="preserve"> 12 </w:t>
             </w:r>
             <w:r>
               <w:rPr>
@@ -1901,7 +2040,7 @@
               <w:rPr>
                 <w:rFonts w:hint="eastAsia"/>
               </w:rPr>
-              <w:t xml:space="preserve">    </w:t>
+              <w:t xml:space="preserve"> 15 </w:t>
             </w:r>
             <w:r>
               <w:rPr>
@@ -1912,7 +2051,7 @@
           </w:p>
           <w:p>
             <w:pPr>
-              <w:pStyle w:val="10"/>
+              <w:pStyle w:val="TOC1"/>
               <w:ind w:firstLineChars="800" w:firstLine="1920"/>
             </w:pPr>
             <w:r>
@@ -1925,7 +2064,7 @@
               <w:rPr>
                 <w:rFonts w:hint="eastAsia"/>
               </w:rPr>
-              <w:t xml:space="preserve">        </w:t>
+              <w:t xml:space="preserve"> 2026 </w:t>
             </w:r>
             <w:r>
               <w:rPr>
@@ -1937,7 +2076,7 @@
               <w:rPr>
                 <w:rFonts w:hint="eastAsia"/>
               </w:rPr>
-              <w:t xml:space="preserve">    </w:t>
+              <w:t xml:space="preserve"> 5 </w:t>
             </w:r>
             <w:r>
               <w:rPr>
@@ -1949,7 +2088,7 @@
               <w:rPr>
                 <w:rFonts w:hint="eastAsia"/>
               </w:rPr>
-              <w:t xml:space="preserve">    </w:t>
+              <w:t xml:space="preserve"> 30 </w:t>
             </w:r>
             <w:r>
               <w:rPr>
@@ -1977,14 +2116,21 @@
                 <w:rFonts w:hint="eastAsia"/>
                 <w:sz w:val="24"/>
               </w:rPr>
-              <w:t>毕业设计（论文）答辩日期</w:t>
-            </w:r>
-            <w:r>
-              <w:rPr>
-                <w:rFonts w:hint="eastAsia"/>
-                <w:sz w:val="24"/>
-              </w:rPr>
-              <w:t xml:space="preserve">        </w:t>
+              <w:t>毕业设计（论文）</w:t>
+            </w:r>
+            <w:r>
+              <w:rPr>
+                <w:rFonts w:hint="eastAsia"/>
+                <w:sz w:val="24"/>
+              </w:rPr>
+              <w:t>答辩日期</w:t>
+            </w:r>
+            <w:r>
+              <w:rPr>
+                <w:rFonts w:hint="eastAsia"/>
+                <w:sz w:val="24"/>
+              </w:rPr>
+              <w:t xml:space="preserve"> 2026 </w:t>
             </w:r>
             <w:r>
               <w:rPr>
@@ -1998,7 +2144,7 @@
                 <w:rFonts w:hint="eastAsia"/>
                 <w:sz w:val="24"/>
               </w:rPr>
-              <w:t xml:space="preserve">    </w:t>
+              <w:t xml:space="preserve"> 5 </w:t>
             </w:r>
             <w:r>
               <w:rPr>
@@ -2012,7 +2158,7 @@
                 <w:rFonts w:hint="eastAsia"/>
                 <w:sz w:val="24"/>
               </w:rPr>
-              <w:t xml:space="preserve">    </w:t>
+              <w:t xml:space="preserve"> 30 </w:t>
             </w:r>
             <w:r>
               <w:rPr>
@@ -2104,6 +2250,12 @@
       </w:pPr>
     </w:p>
     <w:sectPr>
+      <w:headerReference w:type="even" r:id="rId8"/>
+      <w:headerReference w:type="default" r:id="rId9"/>
+      <w:footerReference w:type="even" r:id="rId10"/>
+      <w:footerReference w:type="default" r:id="rId11"/>
+      <w:headerReference w:type="first" r:id="rId12"/>
+      <w:footerReference w:type="first" r:id="rId13"/>
       <w:pgSz w:w="11906" w:h="16838" w:code="9"/>
       <w:pgMar w:top="1701" w:right="1474" w:bottom="1474" w:left="1701" w:header="1361" w:footer="1134" w:gutter="0"/>
       <w:cols w:space="425"/>
@@ -2114,7 +2266,7 @@
 </file>
 
 <file path=word/endnotes.xml><?xml version="1.0" encoding="utf-8"?>
-<w:endnotes xmlns:wpc="http://schemas.microsoft.com/office/word/2010/wordprocessingCanvas" xmlns:mc="http://schemas.openxmlformats.org/markup-compatibility/2006" xmlns:o="urn:schemas-microsoft-com:office:office" xmlns:r="http://schemas.openxmlformats.org/officeDocument/2006/relationships" xmlns:m="http://schemas.openxmlformats.org/officeDocument/2006/math" xmlns:v="urn:schemas-microsoft-com:vml" xmlns:wp14="http://schemas.microsoft.com/office/word/2010/wordprocessingDrawing" xmlns:wp="http://schemas.openxmlformats.org/drawingml/2006/wordprocessingDrawing" xmlns:w10="urn:schemas-microsoft-com:office:word" xmlns:w="http://schemas.openxmlformats.org/wordprocessingml/2006/main" xmlns:w14="http://schemas.microsoft.com/office/word/2010/wordml" xmlns:w15="http://schemas.microsoft.com/office/word/2012/wordml" xmlns:wpg="http://schemas.microsoft.com/office/word/2010/wordprocessingGroup" xmlns:wpi="http://schemas.microsoft.com/office/word/2010/wordprocessingInk" xmlns:wne="http://schemas.microsoft.com/office/word/2006/wordml" xmlns:wps="http://schemas.microsoft.com/office/word/2010/wordprocessingShape" mc:Ignorable="w14 w15 wp14">
+<w:endnotes xmlns:wpc="http://schemas.microsoft.com/office/word/2010/wordprocessingCanvas" xmlns:cx="http://schemas.microsoft.com/office/drawing/2014/chartex" xmlns:cx1="http://schemas.microsoft.com/office/drawing/2015/9/8/chartex" xmlns:cx2="http://schemas.microsoft.com/office/drawing/2015/10/21/chartex" xmlns:cx3="http://schemas.microsoft.com/office/drawing/2016/5/9/chartex" xmlns:cx4="http://schemas.microsoft.com/office/drawing/2016/5/10/chartex" xmlns:cx5="http://schemas.microsoft.com/office/drawing/2016/5/11/chartex" xmlns:cx6="http://schemas.microsoft.com/office/drawing/2016/5/12/chartex" xmlns:cx7="http://schemas.microsoft.com/office/drawing/2016/5/13/chartex" xmlns:cx8="http://schemas.microsoft.com/office/drawing/2016/5/14/chartex" xmlns:mc="http://schemas.openxmlformats.org/markup-compatibility/2006" xmlns:aink="http://schemas.microsoft.com/office/drawing/2016/ink" xmlns:am3d="http://schemas.microsoft.com/office/drawing/2017/model3d" xmlns:o="urn:schemas-microsoft-com:office:office" xmlns:oel="http://schemas.microsoft.com/office/2019/extlst" xmlns:r="http://schemas.openxmlformats.org/officeDocument/2006/relationships" xmlns:m="http://schemas.openxmlformats.org/officeDocument/2006/math" xmlns:v="urn:schemas-microsoft-com:vml" xmlns:wp14="http://schemas.microsoft.com/office/word/2010/wordprocessingDrawing" xmlns:wp="http://schemas.openxmlformats.org/drawingml/2006/wordprocessingDrawing" xmlns:w10="urn:schemas-microsoft-com:office:word" xmlns:w="http://schemas.openxmlformats.org/wordprocessingml/2006/main" xmlns:w14="http://schemas.microsoft.com/office/word/2010/wordml" xmlns:w15="http://schemas.microsoft.com/office/word/2012/wordml" xmlns:w16cex="http://schemas.microsoft.com/office/word/2018/wordml/cex" xmlns:w16cid="http://schemas.microsoft.com/office/word/2016/wordml/cid" xmlns:w16="http://schemas.microsoft.com/office/word/2018/wordml" xmlns:w16du="http://schemas.microsoft.com/office/word/2023/wordml/word16du" xmlns:w16sdtdh="http://schemas.microsoft.com/office/word/2020/wordml/sdtdatahash" xmlns:w16sdtfl="http://schemas.microsoft.com/office/word/2024/wordml/sdtformatlock" xmlns:w16se="http://schemas.microsoft.com/office/word/2015/wordml/symex" xmlns:wpg="http://schemas.microsoft.com/office/word/2010/wordprocessingGroup" xmlns:wpi="http://schemas.microsoft.com/office/word/2010/wordprocessingInk" xmlns:wne="http://schemas.microsoft.com/office/word/2006/wordml" xmlns:wps="http://schemas.microsoft.com/office/word/2010/wordprocessingShape" mc:Ignorable="w14 w15 w16se w16cid w16 w16cex w16sdtdh w16sdtfl w16du wp14">
   <w:endnote w:type="separator" w:id="-1">
     <w:p>
       <w:r>
@@ -2132,8 +2284,38 @@
 </w:endnotes>
 </file>
 
+<file path=word/footer1.xml><?xml version="1.0" encoding="utf-8"?>
+<w:ftr xmlns:wpc="http://schemas.microsoft.com/office/word/2010/wordprocessingCanvas" xmlns:cx="http://schemas.microsoft.com/office/drawing/2014/chartex" xmlns:cx1="http://schemas.microsoft.com/office/drawing/2015/9/8/chartex" xmlns:cx2="http://schemas.microsoft.com/office/drawing/2015/10/21/chartex" xmlns:cx3="http://schemas.microsoft.com/office/drawing/2016/5/9/chartex" xmlns:cx4="http://schemas.microsoft.com/office/drawing/2016/5/10/chartex" xmlns:cx5="http://schemas.microsoft.com/office/drawing/2016/5/11/chartex" xmlns:cx6="http://schemas.microsoft.com/office/drawing/2016/5/12/chartex" xmlns:cx7="http://schemas.microsoft.com/office/drawing/2016/5/13/chartex" xmlns:cx8="http://schemas.microsoft.com/office/drawing/2016/5/14/chartex" xmlns:mc="http://schemas.openxmlformats.org/markup-compatibility/2006" xmlns:aink="http://schemas.microsoft.com/office/drawing/2016/ink" xmlns:am3d="http://schemas.microsoft.com/office/drawing/2017/model3d" xmlns:o="urn:schemas-microsoft-com:office:office" xmlns:oel="http://schemas.microsoft.com/office/2019/extlst" xmlns:r="http://schemas.openxmlformats.org/officeDocument/2006/relationships" xmlns:m="http://schemas.openxmlformats.org/officeDocument/2006/math" xmlns:v="urn:schemas-microsoft-com:vml" xmlns:wp14="http://schemas.microsoft.com/office/word/2010/wordprocessingDrawing" xmlns:wp="http://schemas.openxmlformats.org/drawingml/2006/wordprocessingDrawing" xmlns:w10="urn:schemas-microsoft-com:office:word" xmlns:w="http://schemas.openxmlformats.org/wordprocessingml/2006/main" xmlns:w14="http://schemas.microsoft.com/office/word/2010/wordml" xmlns:w15="http://schemas.microsoft.com/office/word/2012/wordml" xmlns:w16cex="http://schemas.microsoft.com/office/word/2018/wordml/cex" xmlns:w16cid="http://schemas.microsoft.com/office/word/2016/wordml/cid" xmlns:w16="http://schemas.microsoft.com/office/word/2018/wordml" xmlns:w16du="http://schemas.microsoft.com/office/word/2023/wordml/word16du" xmlns:w16sdtdh="http://schemas.microsoft.com/office/word/2020/wordml/sdtdatahash" xmlns:w16sdtfl="http://schemas.microsoft.com/office/word/2024/wordml/sdtformatlock" xmlns:w16se="http://schemas.microsoft.com/office/word/2015/wordml/symex" xmlns:wpg="http://schemas.microsoft.com/office/word/2010/wordprocessingGroup" xmlns:wpi="http://schemas.microsoft.com/office/word/2010/wordprocessingInk" xmlns:wne="http://schemas.microsoft.com/office/word/2006/wordml" xmlns:wps="http://schemas.microsoft.com/office/word/2010/wordprocessingShape" mc:Ignorable="w14 w15 w16se w16cid w16 w16cex w16sdtdh w16sdtfl w16du wp14">
+  <w:p>
+    <w:pPr>
+      <w:pStyle w:val="a7"/>
+    </w:pPr>
+  </w:p>
+</w:ftr>
+</file>
+
+<file path=word/footer2.xml><?xml version="1.0" encoding="utf-8"?>
+<w:ftr xmlns:wpc="http://schemas.microsoft.com/office/word/2010/wordprocessingCanvas" xmlns:cx="http://schemas.microsoft.com/office/drawing/2014/chartex" xmlns:cx1="http://schemas.microsoft.com/office/drawing/2015/9/8/chartex" xmlns:cx2="http://schemas.microsoft.com/office/drawing/2015/10/21/chartex" xmlns:cx3="http://schemas.microsoft.com/office/drawing/2016/5/9/chartex" xmlns:cx4="http://schemas.microsoft.com/office/drawing/2016/5/10/chartex" xmlns:cx5="http://schemas.microsoft.com/office/drawing/2016/5/11/chartex" xmlns:cx6="http://schemas.microsoft.com/office/drawing/2016/5/12/chartex" xmlns:cx7="http://schemas.microsoft.com/office/drawing/2016/5/13/chartex" xmlns:cx8="http://schemas.microsoft.com/office/drawing/2016/5/14/chartex" xmlns:mc="http://schemas.openxmlformats.org/markup-compatibility/2006" xmlns:aink="http://schemas.microsoft.com/office/drawing/2016/ink" xmlns:am3d="http://schemas.microsoft.com/office/drawing/2017/model3d" xmlns:o="urn:schemas-microsoft-com:office:office" xmlns:oel="http://schemas.microsoft.com/office/2019/extlst" xmlns:r="http://schemas.openxmlformats.org/officeDocument/2006/relationships" xmlns:m="http://schemas.openxmlformats.org/officeDocument/2006/math" xmlns:v="urn:schemas-microsoft-com:vml" xmlns:wp14="http://schemas.microsoft.com/office/word/2010/wordprocessingDrawing" xmlns:wp="http://schemas.openxmlformats.org/drawingml/2006/wordprocessingDrawing" xmlns:w10="urn:schemas-microsoft-com:office:word" xmlns:w="http://schemas.openxmlformats.org/wordprocessingml/2006/main" xmlns:w14="http://schemas.microsoft.com/office/word/2010/wordml" xmlns:w15="http://schemas.microsoft.com/office/word/2012/wordml" xmlns:w16cex="http://schemas.microsoft.com/office/word/2018/wordml/cex" xmlns:w16cid="http://schemas.microsoft.com/office/word/2016/wordml/cid" xmlns:w16="http://schemas.microsoft.com/office/word/2018/wordml" xmlns:w16du="http://schemas.microsoft.com/office/word/2023/wordml/word16du" xmlns:w16sdtdh="http://schemas.microsoft.com/office/word/2020/wordml/sdtdatahash" xmlns:w16sdtfl="http://schemas.microsoft.com/office/word/2024/wordml/sdtformatlock" xmlns:w16se="http://schemas.microsoft.com/office/word/2015/wordml/symex" xmlns:wpg="http://schemas.microsoft.com/office/word/2010/wordprocessingGroup" xmlns:wpi="http://schemas.microsoft.com/office/word/2010/wordprocessingInk" xmlns:wne="http://schemas.microsoft.com/office/word/2006/wordml" xmlns:wps="http://schemas.microsoft.com/office/word/2010/wordprocessingShape" mc:Ignorable="w14 w15 w16se w16cid w16 w16cex w16sdtdh w16sdtfl w16du wp14">
+  <w:p>
+    <w:pPr>
+      <w:pStyle w:val="a7"/>
+    </w:pPr>
+  </w:p>
+</w:ftr>
+</file>
+
+<file path=word/footer3.xml><?xml version="1.0" encoding="utf-8"?>
+<w:ftr xmlns:wpc="http://schemas.microsoft.com/office/word/2010/wordprocessingCanvas" xmlns:cx="http://schemas.microsoft.com/office/drawing/2014/chartex" xmlns:cx1="http://schemas.microsoft.com/office/drawing/2015/9/8/chartex" xmlns:cx2="http://schemas.microsoft.com/office/drawing/2015/10/21/chartex" xmlns:cx3="http://schemas.microsoft.com/office/drawing/2016/5/9/chartex" xmlns:cx4="http://schemas.microsoft.com/office/drawing/2016/5/10/chartex" xmlns:cx5="http://schemas.microsoft.com/office/drawing/2016/5/11/chartex" xmlns:cx6="http://schemas.microsoft.com/office/drawing/2016/5/12/chartex" xmlns:cx7="http://schemas.microsoft.com/office/drawing/2016/5/13/chartex" xmlns:cx8="http://schemas.microsoft.com/office/drawing/2016/5/14/chartex" xmlns:mc="http://schemas.openxmlformats.org/markup-compatibility/2006" xmlns:aink="http://schemas.microsoft.com/office/drawing/2016/ink" xmlns:am3d="http://schemas.microsoft.com/office/drawing/2017/model3d" xmlns:o="urn:schemas-microsoft-com:office:office" xmlns:oel="http://schemas.microsoft.com/office/2019/extlst" xmlns:r="http://schemas.openxmlformats.org/officeDocument/2006/relationships" xmlns:m="http://schemas.openxmlformats.org/officeDocument/2006/math" xmlns:v="urn:schemas-microsoft-com:vml" xmlns:wp14="http://schemas.microsoft.com/office/word/2010/wordprocessingDrawing" xmlns:wp="http://schemas.openxmlformats.org/drawingml/2006/wordprocessingDrawing" xmlns:w10="urn:schemas-microsoft-com:office:word" xmlns:w="http://schemas.openxmlformats.org/wordprocessingml/2006/main" xmlns:w14="http://schemas.microsoft.com/office/word/2010/wordml" xmlns:w15="http://schemas.microsoft.com/office/word/2012/wordml" xmlns:w16cex="http://schemas.microsoft.com/office/word/2018/wordml/cex" xmlns:w16cid="http://schemas.microsoft.com/office/word/2016/wordml/cid" xmlns:w16="http://schemas.microsoft.com/office/word/2018/wordml" xmlns:w16du="http://schemas.microsoft.com/office/word/2023/wordml/word16du" xmlns:w16sdtdh="http://schemas.microsoft.com/office/word/2020/wordml/sdtdatahash" xmlns:w16sdtfl="http://schemas.microsoft.com/office/word/2024/wordml/sdtformatlock" xmlns:w16se="http://schemas.microsoft.com/office/word/2015/wordml/symex" xmlns:wpg="http://schemas.microsoft.com/office/word/2010/wordprocessingGroup" xmlns:wpi="http://schemas.microsoft.com/office/word/2010/wordprocessingInk" xmlns:wne="http://schemas.microsoft.com/office/word/2006/wordml" xmlns:wps="http://schemas.microsoft.com/office/word/2010/wordprocessingShape" mc:Ignorable="w14 w15 w16se w16cid w16 w16cex w16sdtdh w16sdtfl w16du wp14">
+  <w:p>
+    <w:pPr>
+      <w:pStyle w:val="a7"/>
+    </w:pPr>
+  </w:p>
+</w:ftr>
+</file>
+
 <file path=word/footnotes.xml><?xml version="1.0" encoding="utf-8"?>
-<w:footnotes xmlns:wpc="http://schemas.microsoft.com/office/word/2010/wordprocessingCanvas" xmlns:mc="http://schemas.openxmlformats.org/markup-compatibility/2006" xmlns:o="urn:schemas-microsoft-com:office:office" xmlns:r="http://schemas.openxmlformats.org/officeDocument/2006/relationships" xmlns:m="http://schemas.openxmlformats.org/officeDocument/2006/math" xmlns:v="urn:schemas-microsoft-com:vml" xmlns:wp14="http://schemas.microsoft.com/office/word/2010/wordprocessingDrawing" xmlns:wp="http://schemas.openxmlformats.org/drawingml/2006/wordprocessingDrawing" xmlns:w10="urn:schemas-microsoft-com:office:word" xmlns:w="http://schemas.openxmlformats.org/wordprocessingml/2006/main" xmlns:w14="http://schemas.microsoft.com/office/word/2010/wordml" xmlns:w15="http://schemas.microsoft.com/office/word/2012/wordml" xmlns:wpg="http://schemas.microsoft.com/office/word/2010/wordprocessingGroup" xmlns:wpi="http://schemas.microsoft.com/office/word/2010/wordprocessingInk" xmlns:wne="http://schemas.microsoft.com/office/word/2006/wordml" xmlns:wps="http://schemas.microsoft.com/office/word/2010/wordprocessingShape" mc:Ignorable="w14 w15 wp14">
+<w:footnotes xmlns:wpc="http://schemas.microsoft.com/office/word/2010/wordprocessingCanvas" xmlns:cx="http://schemas.microsoft.com/office/drawing/2014/chartex" xmlns:cx1="http://schemas.microsoft.com/office/drawing/2015/9/8/chartex" xmlns:cx2="http://schemas.microsoft.com/office/drawing/2015/10/21/chartex" xmlns:cx3="http://schemas.microsoft.com/office/drawing/2016/5/9/chartex" xmlns:cx4="http://schemas.microsoft.com/office/drawing/2016/5/10/chartex" xmlns:cx5="http://schemas.microsoft.com/office/drawing/2016/5/11/chartex" xmlns:cx6="http://schemas.microsoft.com/office/drawing/2016/5/12/chartex" xmlns:cx7="http://schemas.microsoft.com/office/drawing/2016/5/13/chartex" xmlns:cx8="http://schemas.microsoft.com/office/drawing/2016/5/14/chartex" xmlns:mc="http://schemas.openxmlformats.org/markup-compatibility/2006" xmlns:aink="http://schemas.microsoft.com/office/drawing/2016/ink" xmlns:am3d="http://schemas.microsoft.com/office/drawing/2017/model3d" xmlns:o="urn:schemas-microsoft-com:office:office" xmlns:oel="http://schemas.microsoft.com/office/2019/extlst" xmlns:r="http://schemas.openxmlformats.org/officeDocument/2006/relationships" xmlns:m="http://schemas.openxmlformats.org/officeDocument/2006/math" xmlns:v="urn:schemas-microsoft-com:vml" xmlns:wp14="http://schemas.microsoft.com/office/word/2010/wordprocessingDrawing" xmlns:wp="http://schemas.openxmlformats.org/drawingml/2006/wordprocessingDrawing" xmlns:w10="urn:schemas-microsoft-com:office:word" xmlns:w="http://schemas.openxmlformats.org/wordprocessingml/2006/main" xmlns:w14="http://schemas.microsoft.com/office/word/2010/wordml" xmlns:w15="http://schemas.microsoft.com/office/word/2012/wordml" xmlns:w16cex="http://schemas.microsoft.com/office/word/2018/wordml/cex" xmlns:w16cid="http://schemas.microsoft.com/office/word/2016/wordml/cid" xmlns:w16="http://schemas.microsoft.com/office/word/2018/wordml" xmlns:w16du="http://schemas.microsoft.com/office/word/2023/wordml/word16du" xmlns:w16sdtdh="http://schemas.microsoft.com/office/word/2020/wordml/sdtdatahash" xmlns:w16sdtfl="http://schemas.microsoft.com/office/word/2024/wordml/sdtformatlock" xmlns:w16se="http://schemas.microsoft.com/office/word/2015/wordml/symex" xmlns:wpg="http://schemas.microsoft.com/office/word/2010/wordprocessingGroup" xmlns:wpi="http://schemas.microsoft.com/office/word/2010/wordprocessingInk" xmlns:wne="http://schemas.microsoft.com/office/word/2006/wordml" xmlns:wps="http://schemas.microsoft.com/office/word/2010/wordprocessingShape" mc:Ignorable="w14 w15 w16se w16cid w16 w16cex w16sdtdh w16sdtfl w16du wp14">
   <w:footnote w:type="separator" w:id="-1">
     <w:p>
       <w:r>
@@ -2151,9 +2333,39 @@
 </w:footnotes>
 </file>
 
+<file path=word/header1.xml><?xml version="1.0" encoding="utf-8"?>
+<w:hdr xmlns:wpc="http://schemas.microsoft.com/office/word/2010/wordprocessingCanvas" xmlns:cx="http://schemas.microsoft.com/office/drawing/2014/chartex" xmlns:cx1="http://schemas.microsoft.com/office/drawing/2015/9/8/chartex" xmlns:cx2="http://schemas.microsoft.com/office/drawing/2015/10/21/chartex" xmlns:cx3="http://schemas.microsoft.com/office/drawing/2016/5/9/chartex" xmlns:cx4="http://schemas.microsoft.com/office/drawing/2016/5/10/chartex" xmlns:cx5="http://schemas.microsoft.com/office/drawing/2016/5/11/chartex" xmlns:cx6="http://schemas.microsoft.com/office/drawing/2016/5/12/chartex" xmlns:cx7="http://schemas.microsoft.com/office/drawing/2016/5/13/chartex" xmlns:cx8="http://schemas.microsoft.com/office/drawing/2016/5/14/chartex" xmlns:mc="http://schemas.openxmlformats.org/markup-compatibility/2006" xmlns:aink="http://schemas.microsoft.com/office/drawing/2016/ink" xmlns:am3d="http://schemas.microsoft.com/office/drawing/2017/model3d" xmlns:o="urn:schemas-microsoft-com:office:office" xmlns:oel="http://schemas.microsoft.com/office/2019/extlst" xmlns:r="http://schemas.openxmlformats.org/officeDocument/2006/relationships" xmlns:m="http://schemas.openxmlformats.org/officeDocument/2006/math" xmlns:v="urn:schemas-microsoft-com:vml" xmlns:wp14="http://schemas.microsoft.com/office/word/2010/wordprocessingDrawing" xmlns:wp="http://schemas.openxmlformats.org/drawingml/2006/wordprocessingDrawing" xmlns:w10="urn:schemas-microsoft-com:office:word" xmlns:w="http://schemas.openxmlformats.org/wordprocessingml/2006/main" xmlns:w14="http://schemas.microsoft.com/office/word/2010/wordml" xmlns:w15="http://schemas.microsoft.com/office/word/2012/wordml" xmlns:w16cex="http://schemas.microsoft.com/office/word/2018/wordml/cex" xmlns:w16cid="http://schemas.microsoft.com/office/word/2016/wordml/cid" xmlns:w16="http://schemas.microsoft.com/office/word/2018/wordml" xmlns:w16du="http://schemas.microsoft.com/office/word/2023/wordml/word16du" xmlns:w16sdtdh="http://schemas.microsoft.com/office/word/2020/wordml/sdtdatahash" xmlns:w16sdtfl="http://schemas.microsoft.com/office/word/2024/wordml/sdtformatlock" xmlns:w16se="http://schemas.microsoft.com/office/word/2015/wordml/symex" xmlns:wpg="http://schemas.microsoft.com/office/word/2010/wordprocessingGroup" xmlns:wpi="http://schemas.microsoft.com/office/word/2010/wordprocessingInk" xmlns:wne="http://schemas.microsoft.com/office/word/2006/wordml" xmlns:wps="http://schemas.microsoft.com/office/word/2010/wordprocessingShape" mc:Ignorable="w14 w15 w16se w16cid w16 w16cex w16sdtdh w16sdtfl w16du wp14">
+  <w:p>
+    <w:pPr>
+      <w:pStyle w:val="a5"/>
+    </w:pPr>
+  </w:p>
+</w:hdr>
+</file>
+
+<file path=word/header2.xml><?xml version="1.0" encoding="utf-8"?>
+<w:hdr xmlns:wpc="http://schemas.microsoft.com/office/word/2010/wordprocessingCanvas" xmlns:cx="http://schemas.microsoft.com/office/drawing/2014/chartex" xmlns:cx1="http://schemas.microsoft.com/office/drawing/2015/9/8/chartex" xmlns:cx2="http://schemas.microsoft.com/office/drawing/2015/10/21/chartex" xmlns:cx3="http://schemas.microsoft.com/office/drawing/2016/5/9/chartex" xmlns:cx4="http://schemas.microsoft.com/office/drawing/2016/5/10/chartex" xmlns:cx5="http://schemas.microsoft.com/office/drawing/2016/5/11/chartex" xmlns:cx6="http://schemas.microsoft.com/office/drawing/2016/5/12/chartex" xmlns:cx7="http://schemas.microsoft.com/office/drawing/2016/5/13/chartex" xmlns:cx8="http://schemas.microsoft.com/office/drawing/2016/5/14/chartex" xmlns:mc="http://schemas.openxmlformats.org/markup-compatibility/2006" xmlns:aink="http://schemas.microsoft.com/office/drawing/2016/ink" xmlns:am3d="http://schemas.microsoft.com/office/drawing/2017/model3d" xmlns:o="urn:schemas-microsoft-com:office:office" xmlns:oel="http://schemas.microsoft.com/office/2019/extlst" xmlns:r="http://schemas.openxmlformats.org/officeDocument/2006/relationships" xmlns:m="http://schemas.openxmlformats.org/officeDocument/2006/math" xmlns:v="urn:schemas-microsoft-com:vml" xmlns:wp14="http://schemas.microsoft.com/office/word/2010/wordprocessingDrawing" xmlns:wp="http://schemas.openxmlformats.org/drawingml/2006/wordprocessingDrawing" xmlns:w10="urn:schemas-microsoft-com:office:word" xmlns:w="http://schemas.openxmlformats.org/wordprocessingml/2006/main" xmlns:w14="http://schemas.microsoft.com/office/word/2010/wordml" xmlns:w15="http://schemas.microsoft.com/office/word/2012/wordml" xmlns:w16cex="http://schemas.microsoft.com/office/word/2018/wordml/cex" xmlns:w16cid="http://schemas.microsoft.com/office/word/2016/wordml/cid" xmlns:w16="http://schemas.microsoft.com/office/word/2018/wordml" xmlns:w16du="http://schemas.microsoft.com/office/word/2023/wordml/word16du" xmlns:w16sdtdh="http://schemas.microsoft.com/office/word/2020/wordml/sdtdatahash" xmlns:w16sdtfl="http://schemas.microsoft.com/office/word/2024/wordml/sdtformatlock" xmlns:w16se="http://schemas.microsoft.com/office/word/2015/wordml/symex" xmlns:wpg="http://schemas.microsoft.com/office/word/2010/wordprocessingGroup" xmlns:wpi="http://schemas.microsoft.com/office/word/2010/wordprocessingInk" xmlns:wne="http://schemas.microsoft.com/office/word/2006/wordml" xmlns:wps="http://schemas.microsoft.com/office/word/2010/wordprocessingShape" mc:Ignorable="w14 w15 w16se w16cid w16 w16cex w16sdtdh w16sdtfl w16du wp14">
+  <w:p>
+    <w:pPr>
+      <w:pStyle w:val="a5"/>
+    </w:pPr>
+  </w:p>
+</w:hdr>
+</file>
+
+<file path=word/header3.xml><?xml version="1.0" encoding="utf-8"?>
+<w:hdr xmlns:wpc="http://schemas.microsoft.com/office/word/2010/wordprocessingCanvas" xmlns:cx="http://schemas.microsoft.com/office/drawing/2014/chartex" xmlns:cx1="http://schemas.microsoft.com/office/drawing/2015/9/8/chartex" xmlns:cx2="http://schemas.microsoft.com/office/drawing/2015/10/21/chartex" xmlns:cx3="http://schemas.microsoft.com/office/drawing/2016/5/9/chartex" xmlns:cx4="http://schemas.microsoft.com/office/drawing/2016/5/10/chartex" xmlns:cx5="http://schemas.microsoft.com/office/drawing/2016/5/11/chartex" xmlns:cx6="http://schemas.microsoft.com/office/drawing/2016/5/12/chartex" xmlns:cx7="http://schemas.microsoft.com/office/drawing/2016/5/13/chartex" xmlns:cx8="http://schemas.microsoft.com/office/drawing/2016/5/14/chartex" xmlns:mc="http://schemas.openxmlformats.org/markup-compatibility/2006" xmlns:aink="http://schemas.microsoft.com/office/drawing/2016/ink" xmlns:am3d="http://schemas.microsoft.com/office/drawing/2017/model3d" xmlns:o="urn:schemas-microsoft-com:office:office" xmlns:oel="http://schemas.microsoft.com/office/2019/extlst" xmlns:r="http://schemas.openxmlformats.org/officeDocument/2006/relationships" xmlns:m="http://schemas.openxmlformats.org/officeDocument/2006/math" xmlns:v="urn:schemas-microsoft-com:vml" xmlns:wp14="http://schemas.microsoft.com/office/word/2010/wordprocessingDrawing" xmlns:wp="http://schemas.openxmlformats.org/drawingml/2006/wordprocessingDrawing" xmlns:w10="urn:schemas-microsoft-com:office:word" xmlns:w="http://schemas.openxmlformats.org/wordprocessingml/2006/main" xmlns:w14="http://schemas.microsoft.com/office/word/2010/wordml" xmlns:w15="http://schemas.microsoft.com/office/word/2012/wordml" xmlns:w16cex="http://schemas.microsoft.com/office/word/2018/wordml/cex" xmlns:w16cid="http://schemas.microsoft.com/office/word/2016/wordml/cid" xmlns:w16="http://schemas.microsoft.com/office/word/2018/wordml" xmlns:w16du="http://schemas.microsoft.com/office/word/2023/wordml/word16du" xmlns:w16sdtdh="http://schemas.microsoft.com/office/word/2020/wordml/sdtdatahash" xmlns:w16sdtfl="http://schemas.microsoft.com/office/word/2024/wordml/sdtformatlock" xmlns:w16se="http://schemas.microsoft.com/office/word/2015/wordml/symex" xmlns:wpg="http://schemas.microsoft.com/office/word/2010/wordprocessingGroup" xmlns:wpi="http://schemas.microsoft.com/office/word/2010/wordprocessingInk" xmlns:wne="http://schemas.microsoft.com/office/word/2006/wordml" xmlns:wps="http://schemas.microsoft.com/office/word/2010/wordprocessingShape" mc:Ignorable="w14 w15 w16se w16cid w16 w16cex w16sdtdh w16sdtfl w16du wp14">
+  <w:p>
+    <w:pPr>
+      <w:pStyle w:val="a5"/>
+    </w:pPr>
+  </w:p>
+</w:hdr>
+</file>
+
 <file path=word/numbering.xml><?xml version="1.0" encoding="utf-8"?>
-<w:numbering xmlns:wpc="http://schemas.microsoft.com/office/word/2010/wordprocessingCanvas" xmlns:mc="http://schemas.openxmlformats.org/markup-compatibility/2006" xmlns:o="urn:schemas-microsoft-com:office:office" xmlns:r="http://schemas.openxmlformats.org/officeDocument/2006/relationships" xmlns:m="http://schemas.openxmlformats.org/officeDocument/2006/math" xmlns:v="urn:schemas-microsoft-com:vml" xmlns:wp14="http://schemas.microsoft.com/office/word/2010/wordprocessingDrawing" xmlns:wp="http://schemas.openxmlformats.org/drawingml/2006/wordprocessingDrawing" xmlns:w10="urn:schemas-microsoft-com:office:word" xmlns:w="http://schemas.openxmlformats.org/wordprocessingml/2006/main" xmlns:w14="http://schemas.microsoft.com/office/word/2010/wordml" xmlns:w15="http://schemas.microsoft.com/office/word/2012/wordml" xmlns:wpg="http://schemas.microsoft.com/office/word/2010/wordprocessingGroup" xmlns:wpi="http://schemas.microsoft.com/office/word/2010/wordprocessingInk" xmlns:wne="http://schemas.microsoft.com/office/word/2006/wordml" xmlns:wps="http://schemas.microsoft.com/office/word/2010/wordprocessingShape" mc:Ignorable="w14 w15 wp14">
-  <w:abstractNum w:abstractNumId="0">
+<w:numbering xmlns:wpc="http://schemas.microsoft.com/office/word/2010/wordprocessingCanvas" xmlns:cx="http://schemas.microsoft.com/office/drawing/2014/chartex" xmlns:cx1="http://schemas.microsoft.com/office/drawing/2015/9/8/chartex" xmlns:cx2="http://schemas.microsoft.com/office/drawing/2015/10/21/chartex" xmlns:cx3="http://schemas.microsoft.com/office/drawing/2016/5/9/chartex" xmlns:cx4="http://schemas.microsoft.com/office/drawing/2016/5/10/chartex" xmlns:cx5="http://schemas.microsoft.com/office/drawing/2016/5/11/chartex" xmlns:cx6="http://schemas.microsoft.com/office/drawing/2016/5/12/chartex" xmlns:cx7="http://schemas.microsoft.com/office/drawing/2016/5/13/chartex" xmlns:cx8="http://schemas.microsoft.com/office/drawing/2016/5/14/chartex" xmlns:mc="http://schemas.openxmlformats.org/markup-compatibility/2006" xmlns:aink="http://schemas.microsoft.com/office/drawing/2016/ink" xmlns:am3d="http://schemas.microsoft.com/office/drawing/2017/model3d" xmlns:o="urn:schemas-microsoft-com:office:office" xmlns:oel="http://schemas.microsoft.com/office/2019/extlst" xmlns:r="http://schemas.openxmlformats.org/officeDocument/2006/relationships" xmlns:m="http://schemas.openxmlformats.org/officeDocument/2006/math" xmlns:v="urn:schemas-microsoft-com:vml" xmlns:wp14="http://schemas.microsoft.com/office/word/2010/wordprocessingDrawing" xmlns:wp="http://schemas.openxmlformats.org/drawingml/2006/wordprocessingDrawing" xmlns:w10="urn:schemas-microsoft-com:office:word" xmlns:w="http://schemas.openxmlformats.org/wordprocessingml/2006/main" xmlns:w14="http://schemas.microsoft.com/office/word/2010/wordml" xmlns:w15="http://schemas.microsoft.com/office/word/2012/wordml" xmlns:w16cex="http://schemas.microsoft.com/office/word/2018/wordml/cex" xmlns:w16cid="http://schemas.microsoft.com/office/word/2016/wordml/cid" xmlns:w16="http://schemas.microsoft.com/office/word/2018/wordml" xmlns:w16du="http://schemas.microsoft.com/office/word/2023/wordml/word16du" xmlns:w16sdtdh="http://schemas.microsoft.com/office/word/2020/wordml/sdtdatahash" xmlns:w16sdtfl="http://schemas.microsoft.com/office/word/2024/wordml/sdtformatlock" xmlns:w16se="http://schemas.microsoft.com/office/word/2015/wordml/symex" xmlns:wpg="http://schemas.microsoft.com/office/word/2010/wordprocessingGroup" xmlns:wpi="http://schemas.microsoft.com/office/word/2010/wordprocessingInk" xmlns:wne="http://schemas.microsoft.com/office/word/2006/wordml" xmlns:wps="http://schemas.microsoft.com/office/word/2010/wordprocessingShape" mc:Ignorable="w14 w15 w16se w16cid w16 w16cex w16sdtdh w16sdtfl w16du wp14">
+  <w:abstractNum w:abstractNumId="0" w15:restartNumberingAfterBreak="0">
     <w:nsid w:val="02E779AB"/>
     <w:multiLevelType w:val="hybridMultilevel"/>
     <w:tmpl w:val="EAF681D6"/>
@@ -2293,7 +2505,7 @@
       </w:rPr>
     </w:lvl>
   </w:abstractNum>
-  <w:abstractNum w:abstractNumId="1">
+  <w:abstractNum w:abstractNumId="1" w15:restartNumberingAfterBreak="0">
     <w:nsid w:val="13196680"/>
     <w:multiLevelType w:val="hybridMultilevel"/>
     <w:tmpl w:val="35683A8E"/>
@@ -2433,7 +2645,7 @@
       </w:rPr>
     </w:lvl>
   </w:abstractNum>
-  <w:abstractNum w:abstractNumId="2">
+  <w:abstractNum w:abstractNumId="2" w15:restartNumberingAfterBreak="0">
     <w:nsid w:val="14A523E0"/>
     <w:multiLevelType w:val="hybridMultilevel"/>
     <w:tmpl w:val="0BEEEDD2"/>
@@ -2573,7 +2785,7 @@
       </w:rPr>
     </w:lvl>
   </w:abstractNum>
-  <w:abstractNum w:abstractNumId="3">
+  <w:abstractNum w:abstractNumId="3" w15:restartNumberingAfterBreak="0">
     <w:nsid w:val="1AAB3826"/>
     <w:multiLevelType w:val="multilevel"/>
     <w:tmpl w:val="B7FAAB24"/>
@@ -2713,7 +2925,7 @@
       </w:rPr>
     </w:lvl>
   </w:abstractNum>
-  <w:abstractNum w:abstractNumId="4">
+  <w:abstractNum w:abstractNumId="4" w15:restartNumberingAfterBreak="0">
     <w:nsid w:val="202A3298"/>
     <w:multiLevelType w:val="hybridMultilevel"/>
     <w:tmpl w:val="1B7CB66C"/>
@@ -2829,7 +3041,7 @@
       </w:pPr>
     </w:lvl>
   </w:abstractNum>
-  <w:abstractNum w:abstractNumId="5">
+  <w:abstractNum w:abstractNumId="5" w15:restartNumberingAfterBreak="0">
     <w:nsid w:val="295320B7"/>
     <w:multiLevelType w:val="hybridMultilevel"/>
     <w:tmpl w:val="A0E2A824"/>
@@ -2969,7 +3181,7 @@
       </w:rPr>
     </w:lvl>
   </w:abstractNum>
-  <w:abstractNum w:abstractNumId="6">
+  <w:abstractNum w:abstractNumId="6" w15:restartNumberingAfterBreak="0">
     <w:nsid w:val="2C575067"/>
     <w:multiLevelType w:val="hybridMultilevel"/>
     <w:tmpl w:val="798C8DCE"/>
@@ -3109,7 +3321,7 @@
       </w:rPr>
     </w:lvl>
   </w:abstractNum>
-  <w:abstractNum w:abstractNumId="7">
+  <w:abstractNum w:abstractNumId="7" w15:restartNumberingAfterBreak="0">
     <w:nsid w:val="301B43A6"/>
     <w:multiLevelType w:val="hybridMultilevel"/>
     <w:tmpl w:val="6C4E69CE"/>
@@ -3225,7 +3437,7 @@
       </w:pPr>
     </w:lvl>
   </w:abstractNum>
-  <w:abstractNum w:abstractNumId="8">
+  <w:abstractNum w:abstractNumId="8" w15:restartNumberingAfterBreak="0">
     <w:nsid w:val="35B64E99"/>
     <w:multiLevelType w:val="hybridMultilevel"/>
     <w:tmpl w:val="05BC776E"/>
@@ -3365,7 +3577,7 @@
       </w:rPr>
     </w:lvl>
   </w:abstractNum>
-  <w:abstractNum w:abstractNumId="9">
+  <w:abstractNum w:abstractNumId="9" w15:restartNumberingAfterBreak="0">
     <w:nsid w:val="37FC6DE2"/>
     <w:multiLevelType w:val="hybridMultilevel"/>
     <w:tmpl w:val="887A4786"/>
@@ -3505,7 +3717,7 @@
       </w:rPr>
     </w:lvl>
   </w:abstractNum>
-  <w:abstractNum w:abstractNumId="10">
+  <w:abstractNum w:abstractNumId="10" w15:restartNumberingAfterBreak="0">
     <w:nsid w:val="3C4979EB"/>
     <w:multiLevelType w:val="hybridMultilevel"/>
     <w:tmpl w:val="F8E03422"/>
@@ -3618,7 +3830,7 @@
       </w:pPr>
     </w:lvl>
   </w:abstractNum>
-  <w:abstractNum w:abstractNumId="11">
+  <w:abstractNum w:abstractNumId="11" w15:restartNumberingAfterBreak="0">
     <w:nsid w:val="40D163E9"/>
     <w:multiLevelType w:val="multilevel"/>
     <w:tmpl w:val="18363B2C"/>
@@ -3758,7 +3970,7 @@
       </w:rPr>
     </w:lvl>
   </w:abstractNum>
-  <w:abstractNum w:abstractNumId="12">
+  <w:abstractNum w:abstractNumId="12" w15:restartNumberingAfterBreak="0">
     <w:nsid w:val="410479A3"/>
     <w:multiLevelType w:val="hybridMultilevel"/>
     <w:tmpl w:val="E4CCFF52"/>
@@ -3874,7 +4086,7 @@
       </w:pPr>
     </w:lvl>
   </w:abstractNum>
-  <w:abstractNum w:abstractNumId="13">
+  <w:abstractNum w:abstractNumId="13" w15:restartNumberingAfterBreak="0">
     <w:nsid w:val="49A91F12"/>
     <w:multiLevelType w:val="hybridMultilevel"/>
     <w:tmpl w:val="BA42FF06"/>
@@ -3993,7 +4205,7 @@
       </w:pPr>
     </w:lvl>
   </w:abstractNum>
-  <w:abstractNum w:abstractNumId="14">
+  <w:abstractNum w:abstractNumId="14" w15:restartNumberingAfterBreak="0">
     <w:nsid w:val="4C855E80"/>
     <w:multiLevelType w:val="hybridMultilevel"/>
     <w:tmpl w:val="18A2547E"/>
@@ -4133,7 +4345,7 @@
       </w:rPr>
     </w:lvl>
   </w:abstractNum>
-  <w:abstractNum w:abstractNumId="15">
+  <w:abstractNum w:abstractNumId="15" w15:restartNumberingAfterBreak="0">
     <w:nsid w:val="627D1C0F"/>
     <w:multiLevelType w:val="multilevel"/>
     <w:tmpl w:val="D3F87142"/>
@@ -4273,7 +4485,7 @@
       </w:rPr>
     </w:lvl>
   </w:abstractNum>
-  <w:abstractNum w:abstractNumId="16">
+  <w:abstractNum w:abstractNumId="16" w15:restartNumberingAfterBreak="0">
     <w:nsid w:val="6A312ABF"/>
     <w:multiLevelType w:val="hybridMultilevel"/>
     <w:tmpl w:val="3BAC9F94"/>
@@ -4413,7 +4625,7 @@
       </w:rPr>
     </w:lvl>
   </w:abstractNum>
-  <w:abstractNum w:abstractNumId="17">
+  <w:abstractNum w:abstractNumId="17" w15:restartNumberingAfterBreak="0">
     <w:nsid w:val="709D776F"/>
     <w:multiLevelType w:val="multilevel"/>
     <w:tmpl w:val="455C2ADC"/>
@@ -4553,65 +4765,65 @@
       </w:rPr>
     </w:lvl>
   </w:abstractNum>
-  <w:num w:numId="1">
+  <w:num w:numId="1" w16cid:durableId="1568804667">
     <w:abstractNumId w:val="9"/>
   </w:num>
-  <w:num w:numId="2">
+  <w:num w:numId="2" w16cid:durableId="417095240">
     <w:abstractNumId w:val="14"/>
   </w:num>
-  <w:num w:numId="3">
+  <w:num w:numId="3" w16cid:durableId="2086104861">
     <w:abstractNumId w:val="8"/>
   </w:num>
-  <w:num w:numId="4">
+  <w:num w:numId="4" w16cid:durableId="2095321475">
     <w:abstractNumId w:val="16"/>
   </w:num>
-  <w:num w:numId="5">
+  <w:num w:numId="5" w16cid:durableId="1932348407">
     <w:abstractNumId w:val="1"/>
   </w:num>
-  <w:num w:numId="6">
+  <w:num w:numId="6" w16cid:durableId="739711446">
     <w:abstractNumId w:val="2"/>
   </w:num>
-  <w:num w:numId="7">
+  <w:num w:numId="7" w16cid:durableId="190849731">
     <w:abstractNumId w:val="5"/>
   </w:num>
-  <w:num w:numId="8">
+  <w:num w:numId="8" w16cid:durableId="1295872803">
     <w:abstractNumId w:val="0"/>
   </w:num>
-  <w:num w:numId="9">
+  <w:num w:numId="9" w16cid:durableId="1455127831">
     <w:abstractNumId w:val="6"/>
   </w:num>
-  <w:num w:numId="10">
+  <w:num w:numId="10" w16cid:durableId="762998463">
     <w:abstractNumId w:val="7"/>
   </w:num>
-  <w:num w:numId="11">
+  <w:num w:numId="11" w16cid:durableId="1782844640">
     <w:abstractNumId w:val="15"/>
   </w:num>
-  <w:num w:numId="12">
+  <w:num w:numId="12" w16cid:durableId="269749908">
     <w:abstractNumId w:val="12"/>
   </w:num>
-  <w:num w:numId="13">
+  <w:num w:numId="13" w16cid:durableId="1336883796">
     <w:abstractNumId w:val="3"/>
   </w:num>
-  <w:num w:numId="14">
+  <w:num w:numId="14" w16cid:durableId="1742945181">
     <w:abstractNumId w:val="17"/>
   </w:num>
-  <w:num w:numId="15">
+  <w:num w:numId="15" w16cid:durableId="232859427">
     <w:abstractNumId w:val="13"/>
   </w:num>
-  <w:num w:numId="16">
+  <w:num w:numId="16" w16cid:durableId="886647365">
     <w:abstractNumId w:val="4"/>
   </w:num>
-  <w:num w:numId="17">
+  <w:num w:numId="17" w16cid:durableId="2054847628">
     <w:abstractNumId w:val="10"/>
   </w:num>
-  <w:num w:numId="18">
+  <w:num w:numId="18" w16cid:durableId="1067264515">
     <w:abstractNumId w:val="11"/>
   </w:num>
 </w:numbering>
 </file>
 
 <file path=word/styles.xml><?xml version="1.0" encoding="utf-8"?>
-<w:styles xmlns:mc="http://schemas.openxmlformats.org/markup-compatibility/2006" xmlns:r="http://schemas.openxmlformats.org/officeDocument/2006/relationships" xmlns:w="http://schemas.openxmlformats.org/wordprocessingml/2006/main" xmlns:w14="http://schemas.microsoft.com/office/word/2010/wordml" xmlns:w15="http://schemas.microsoft.com/office/word/2012/wordml" mc:Ignorable="w14 w15">
+<w:styles xmlns:mc="http://schemas.openxmlformats.org/markup-compatibility/2006" xmlns:r="http://schemas.openxmlformats.org/officeDocument/2006/relationships" xmlns:w="http://schemas.openxmlformats.org/wordprocessingml/2006/main" xmlns:w14="http://schemas.microsoft.com/office/word/2010/wordml" xmlns:w15="http://schemas.microsoft.com/office/word/2012/wordml" xmlns:w16cex="http://schemas.microsoft.com/office/word/2018/wordml/cex" xmlns:w16cid="http://schemas.microsoft.com/office/word/2016/wordml/cid" xmlns:w16="http://schemas.microsoft.com/office/word/2018/wordml" xmlns:w16du="http://schemas.microsoft.com/office/word/2023/wordml/word16du" xmlns:w16sdtdh="http://schemas.microsoft.com/office/word/2020/wordml/sdtdatahash" xmlns:w16sdtfl="http://schemas.microsoft.com/office/word/2024/wordml/sdtformatlock" xmlns:w16se="http://schemas.microsoft.com/office/word/2015/wordml/symex" mc:Ignorable="w14 w15 w16se w16cid w16 w16cex w16sdtdh w16sdtfl w16du">
   <w:docDefaults>
     <w:rPrDefault>
       <w:rPr>
@@ -4621,7 +4833,7 @@
     </w:rPrDefault>
     <w:pPrDefault/>
   </w:docDefaults>
-  <w:latentStyles w:defLockedState="0" w:defUIPriority="0" w:defSemiHidden="0" w:defUnhideWhenUsed="0" w:defQFormat="0" w:count="371">
+  <w:latentStyles w:defLockedState="0" w:defUIPriority="0" w:defSemiHidden="0" w:defUnhideWhenUsed="0" w:defQFormat="0" w:count="376">
     <w:lsdException w:name="Normal" w:qFormat="1"/>
     <w:lsdException w:name="heading 1" w:qFormat="1"/>
     <w:lsdException w:name="heading 2" w:semiHidden="1" w:unhideWhenUsed="1" w:qFormat="1"/>
@@ -4709,7 +4921,7 @@
     <w:lsdException w:name="E-mail Signature" w:semiHidden="1" w:unhideWhenUsed="1"/>
     <w:lsdException w:name="HTML Top of Form" w:semiHidden="1" w:unhideWhenUsed="1"/>
     <w:lsdException w:name="HTML Bottom of Form" w:semiHidden="1" w:unhideWhenUsed="1"/>
-    <w:lsdException w:name="Normal (Web)" w:semiHidden="1" w:unhideWhenUsed="1"/>
+    <w:lsdException w:name="Normal (Web)" w:semiHidden="1" w:uiPriority="99" w:unhideWhenUsed="1"/>
     <w:lsdException w:name="HTML Acronym" w:semiHidden="1" w:unhideWhenUsed="1"/>
     <w:lsdException w:name="HTML Address" w:semiHidden="1" w:unhideWhenUsed="1"/>
     <w:lsdException w:name="HTML Cite" w:semiHidden="1" w:unhideWhenUsed="1"/>
@@ -4985,6 +5197,11 @@
     <w:lsdException w:name="List Table 5 Dark Accent 6" w:uiPriority="50"/>
     <w:lsdException w:name="List Table 6 Colorful Accent 6" w:uiPriority="51"/>
     <w:lsdException w:name="List Table 7 Colorful Accent 6" w:uiPriority="52"/>
+    <w:lsdException w:name="Mention" w:semiHidden="1" w:uiPriority="99" w:unhideWhenUsed="1"/>
+    <w:lsdException w:name="Smart Hyperlink" w:semiHidden="1" w:uiPriority="99" w:unhideWhenUsed="1"/>
+    <w:lsdException w:name="Hashtag" w:semiHidden="1" w:uiPriority="99" w:unhideWhenUsed="1"/>
+    <w:lsdException w:name="Unresolved Mention" w:semiHidden="1" w:uiPriority="99" w:unhideWhenUsed="1"/>
+    <w:lsdException w:name="Smart Link" w:semiHidden="1" w:uiPriority="99" w:unhideWhenUsed="1"/>
   </w:latentStyles>
   <w:style w:type="paragraph" w:default="1" w:styleId="a">
     <w:name w:val="Normal"/>
@@ -5004,7 +5221,7 @@
     <w:name w:val="heading 1"/>
     <w:basedOn w:val="a"/>
     <w:next w:val="a"/>
-    <w:link w:val="1Char"/>
+    <w:link w:val="10"/>
     <w:qFormat/>
     <w:rsid w:val="007E4C67"/>
     <w:pPr>
@@ -5026,7 +5243,7 @@
     <w:name w:val="heading 3"/>
     <w:basedOn w:val="a"/>
     <w:next w:val="a"/>
-    <w:link w:val="3Char"/>
+    <w:link w:val="30"/>
     <w:rsid w:val="00C104D8"/>
     <w:pPr>
       <w:keepNext/>
@@ -5100,7 +5317,7 @@
       <w:effect w:val="none"/>
     </w:rPr>
   </w:style>
-  <w:style w:type="paragraph" w:styleId="30">
+  <w:style w:type="paragraph" w:styleId="TOC3">
     <w:name w:val="toc 3"/>
     <w:basedOn w:val="a"/>
     <w:next w:val="a"/>
@@ -5122,7 +5339,7 @@
       <w:sz w:val="24"/>
     </w:rPr>
   </w:style>
-  <w:style w:type="paragraph" w:styleId="10">
+  <w:style w:type="paragraph" w:styleId="TOC1">
     <w:name w:val="toc 1"/>
     <w:basedOn w:val="a"/>
     <w:next w:val="a"/>
@@ -5138,7 +5355,7 @@
       <w:sz w:val="24"/>
     </w:rPr>
   </w:style>
-  <w:style w:type="paragraph" w:styleId="2">
+  <w:style w:type="paragraph" w:styleId="TOC2">
     <w:name w:val="toc 2"/>
     <w:basedOn w:val="a"/>
     <w:next w:val="a"/>
@@ -5159,7 +5376,7 @@
       <w:sz w:val="24"/>
     </w:rPr>
   </w:style>
-  <w:style w:type="paragraph" w:styleId="4">
+  <w:style w:type="paragraph" w:styleId="TOC4">
     <w:name w:val="toc 4"/>
     <w:basedOn w:val="a"/>
     <w:next w:val="a"/>
@@ -5178,7 +5395,7 @@
   <w:style w:type="paragraph" w:styleId="a5">
     <w:name w:val="header"/>
     <w:basedOn w:val="a"/>
-    <w:link w:val="Char"/>
+    <w:link w:val="a6"/>
     <w:uiPriority w:val="99"/>
     <w:rsid w:val="001519AF"/>
     <w:pPr>
@@ -5197,10 +5414,10 @@
       <w:szCs w:val="18"/>
     </w:rPr>
   </w:style>
-  <w:style w:type="paragraph" w:styleId="a6">
+  <w:style w:type="paragraph" w:styleId="a7">
     <w:name w:val="footer"/>
     <w:basedOn w:val="a"/>
-    <w:link w:val="Char0"/>
+    <w:link w:val="a8"/>
     <w:uiPriority w:val="99"/>
     <w:rsid w:val="001519AF"/>
     <w:pPr>
@@ -5216,12 +5433,12 @@
       <w:szCs w:val="18"/>
     </w:rPr>
   </w:style>
-  <w:style w:type="character" w:styleId="a7">
+  <w:style w:type="character" w:styleId="a9">
     <w:name w:val="page number"/>
     <w:basedOn w:val="a0"/>
     <w:rsid w:val="001519AF"/>
   </w:style>
-  <w:style w:type="paragraph" w:styleId="a8">
+  <w:style w:type="paragraph" w:styleId="aa">
     <w:name w:val="Body Text"/>
     <w:basedOn w:val="a"/>
     <w:rsid w:val="00FB4399"/>
@@ -5233,7 +5450,7 @@
       <w:sz w:val="24"/>
     </w:rPr>
   </w:style>
-  <w:style w:type="paragraph" w:styleId="a9">
+  <w:style w:type="paragraph" w:styleId="ab">
     <w:name w:val="Body Text Indent"/>
     <w:basedOn w:val="a"/>
     <w:rsid w:val="00FB4399"/>
@@ -5246,7 +5463,7 @@
       <w:sz w:val="24"/>
     </w:rPr>
   </w:style>
-  <w:style w:type="paragraph" w:styleId="aa">
+  <w:style w:type="paragraph" w:styleId="ac">
     <w:name w:val="Document Map"/>
     <w:basedOn w:val="a"/>
     <w:semiHidden/>
@@ -5255,7 +5472,7 @@
       <w:shd w:val="clear" w:color="auto" w:fill="000080"/>
     </w:pPr>
   </w:style>
-  <w:style w:type="character" w:customStyle="1" w:styleId="1Char0">
+  <w:style w:type="character" w:customStyle="1" w:styleId="1Char">
     <w:name w:val="1论文正文的 Char"/>
     <w:link w:val="11"/>
     <w:rsid w:val="0081780B"/>
@@ -5270,7 +5487,7 @@
   <w:style w:type="paragraph" w:customStyle="1" w:styleId="11">
     <w:name w:val="1论文正文的"/>
     <w:basedOn w:val="a"/>
-    <w:link w:val="1Char0"/>
+    <w:link w:val="1Char"/>
     <w:rsid w:val="004225A3"/>
     <w:pPr>
       <w:spacing w:line="440" w:lineRule="exact"/>
@@ -5292,7 +5509,7 @@
       <w:szCs w:val="21"/>
     </w:rPr>
   </w:style>
-  <w:style w:type="paragraph" w:styleId="5">
+  <w:style w:type="paragraph" w:styleId="TOC5">
     <w:name w:val="toc 5"/>
     <w:basedOn w:val="a"/>
     <w:next w:val="a"/>
@@ -5308,7 +5525,7 @@
       <w:szCs w:val="20"/>
     </w:rPr>
   </w:style>
-  <w:style w:type="paragraph" w:styleId="20">
+  <w:style w:type="paragraph" w:styleId="2">
     <w:name w:val="Body Text Indent 2"/>
     <w:basedOn w:val="a"/>
     <w:rsid w:val="0058388B"/>
@@ -5320,7 +5537,7 @@
       <w:sz w:val="24"/>
     </w:rPr>
   </w:style>
-  <w:style w:type="paragraph" w:styleId="6">
+  <w:style w:type="paragraph" w:styleId="TOC6">
     <w:name w:val="toc 6"/>
     <w:basedOn w:val="a"/>
     <w:next w:val="a"/>
@@ -5336,7 +5553,7 @@
       <w:szCs w:val="20"/>
     </w:rPr>
   </w:style>
-  <w:style w:type="paragraph" w:styleId="7">
+  <w:style w:type="paragraph" w:styleId="TOC7">
     <w:name w:val="toc 7"/>
     <w:basedOn w:val="a"/>
     <w:next w:val="a"/>
@@ -5352,7 +5569,7 @@
       <w:szCs w:val="20"/>
     </w:rPr>
   </w:style>
-  <w:style w:type="paragraph" w:styleId="8">
+  <w:style w:type="paragraph" w:styleId="TOC8">
     <w:name w:val="toc 8"/>
     <w:basedOn w:val="a"/>
     <w:next w:val="a"/>
@@ -5368,7 +5585,7 @@
       <w:szCs w:val="20"/>
     </w:rPr>
   </w:style>
-  <w:style w:type="paragraph" w:styleId="9">
+  <w:style w:type="paragraph" w:styleId="TOC9">
     <w:name w:val="toc 9"/>
     <w:basedOn w:val="a"/>
     <w:next w:val="a"/>
@@ -5384,7 +5601,7 @@
       <w:szCs w:val="20"/>
     </w:rPr>
   </w:style>
-  <w:style w:type="paragraph" w:styleId="ab">
+  <w:style w:type="paragraph" w:styleId="ad">
     <w:name w:val="Normal Indent"/>
     <w:basedOn w:val="a"/>
     <w:rsid w:val="00706C7D"/>
@@ -5401,7 +5618,7 @@
       <w:szCs w:val="20"/>
     </w:rPr>
   </w:style>
-  <w:style w:type="paragraph" w:styleId="ac">
+  <w:style w:type="paragraph" w:styleId="ae">
     <w:name w:val="Balloon Text"/>
     <w:basedOn w:val="a"/>
     <w:semiHidden/>
@@ -5411,8 +5628,8 @@
       <w:szCs w:val="18"/>
     </w:rPr>
   </w:style>
-  <w:style w:type="character" w:customStyle="1" w:styleId="Char">
-    <w:name w:val="页眉 Char"/>
+  <w:style w:type="character" w:customStyle="1" w:styleId="a6">
+    <w:name w:val="页眉 字符"/>
     <w:basedOn w:val="a0"/>
     <w:link w:val="a5"/>
     <w:uiPriority w:val="99"/>
@@ -5423,10 +5640,10 @@
       <w:szCs w:val="18"/>
     </w:rPr>
   </w:style>
-  <w:style w:type="character" w:customStyle="1" w:styleId="Char0">
-    <w:name w:val="页脚 Char"/>
+  <w:style w:type="character" w:customStyle="1" w:styleId="a8">
+    <w:name w:val="页脚 字符"/>
     <w:basedOn w:val="a0"/>
-    <w:link w:val="a6"/>
+    <w:link w:val="a7"/>
     <w:uiPriority w:val="99"/>
     <w:rsid w:val="001B148D"/>
     <w:rPr>
@@ -5435,8 +5652,8 @@
       <w:szCs w:val="18"/>
     </w:rPr>
   </w:style>
-  <w:style w:type="character" w:customStyle="1" w:styleId="1Char">
-    <w:name w:val="标题 1 Char"/>
+  <w:style w:type="character" w:customStyle="1" w:styleId="10">
+    <w:name w:val="标题 1 字符"/>
     <w:basedOn w:val="a0"/>
     <w:link w:val="1"/>
     <w:rsid w:val="007E4C67"/>
@@ -5449,7 +5666,7 @@
       <w:szCs w:val="44"/>
     </w:rPr>
   </w:style>
-  <w:style w:type="paragraph" w:customStyle="1" w:styleId="21">
+  <w:style w:type="paragraph" w:customStyle="1" w:styleId="20">
     <w:name w:val="标题2"/>
     <w:basedOn w:val="3"/>
     <w:link w:val="2Char"/>
@@ -5522,7 +5739,7 @@
   <w:style w:type="paragraph" w:customStyle="1" w:styleId="32">
     <w:name w:val="标题3"/>
     <w:basedOn w:val="a"/>
-    <w:link w:val="3Char0"/>
+    <w:link w:val="3Char"/>
     <w:qFormat/>
     <w:rsid w:val="005261FB"/>
     <w:pPr>
@@ -5534,7 +5751,7 @@
       <w:sz w:val="24"/>
     </w:rPr>
   </w:style>
-  <w:style w:type="table" w:styleId="ad">
+  <w:style w:type="table" w:styleId="af">
     <w:name w:val="Light Shading"/>
     <w:basedOn w:val="a1"/>
     <w:uiPriority w:val="60"/>
@@ -5678,8 +5895,8 @@
       <w:szCs w:val="20"/>
     </w:rPr>
   </w:style>
-  <w:style w:type="character" w:customStyle="1" w:styleId="3Char">
-    <w:name w:val="标题 3 Char"/>
+  <w:style w:type="character" w:customStyle="1" w:styleId="30">
+    <w:name w:val="标题 3 字符"/>
     <w:basedOn w:val="a0"/>
     <w:link w:val="3"/>
     <w:rsid w:val="00C104D8"/>
@@ -5693,8 +5910,8 @@
   </w:style>
   <w:style w:type="character" w:customStyle="1" w:styleId="2Char">
     <w:name w:val="标题2 Char"/>
-    <w:basedOn w:val="3Char"/>
-    <w:link w:val="21"/>
+    <w:basedOn w:val="30"/>
+    <w:link w:val="20"/>
     <w:rsid w:val="00C104D8"/>
     <w:rPr>
       <w:rFonts w:ascii="黑体" w:eastAsia="黑体" w:hAnsi="黑体"/>
@@ -5705,7 +5922,7 @@
       <w:szCs w:val="28"/>
     </w:rPr>
   </w:style>
-  <w:style w:type="character" w:customStyle="1" w:styleId="3Char0">
+  <w:style w:type="character" w:customStyle="1" w:styleId="3Char">
     <w:name w:val="标题3 Char"/>
     <w:basedOn w:val="a0"/>
     <w:link w:val="32"/>
@@ -5718,7 +5935,7 @@
       <w:szCs w:val="24"/>
     </w:rPr>
   </w:style>
-  <w:style w:type="paragraph" w:styleId="ae">
+  <w:style w:type="paragraph" w:styleId="af0">
     <w:name w:val="List Paragraph"/>
     <w:basedOn w:val="a"/>
     <w:uiPriority w:val="34"/>
@@ -5727,6 +5944,23 @@
     <w:pPr>
       <w:ind w:firstLineChars="200" w:firstLine="420"/>
     </w:pPr>
+  </w:style>
+  <w:style w:type="paragraph" w:styleId="af1">
+    <w:name w:val="Normal (Web)"/>
+    <w:basedOn w:val="a"/>
+    <w:uiPriority w:val="99"/>
+    <w:unhideWhenUsed/>
+    <w:rsid w:val="00875F0B"/>
+    <w:pPr>
+      <w:widowControl/>
+      <w:spacing w:before="100" w:beforeAutospacing="1" w:after="100" w:afterAutospacing="1"/>
+      <w:jc w:val="left"/>
+    </w:pPr>
+    <w:rPr>
+      <w:rFonts w:ascii="宋体" w:hAnsi="宋体" w:cs="宋体"/>
+      <w:kern w:val="0"/>
+      <w:sz w:val="24"/>
+    </w:rPr>
   </w:style>
 </w:styles>
 </file>
